--- a/fuentes/12150014_CF02_AD.docx
+++ b/fuentes/12150014_CF02_AD.docx
@@ -1,6 +1,6 @@
 
 <file path=word/document.xml><?xml version="1.0" encoding="utf-8"?>
-<w:document xmlns:wpc="http://schemas.microsoft.com/office/word/2010/wordprocessingCanvas" xmlns:cx="http://schemas.microsoft.com/office/drawing/2014/chartex" xmlns:cx1="http://schemas.microsoft.com/office/drawing/2015/9/8/chartex" xmlns:mc="http://schemas.openxmlformats.org/markup-compatibility/2006" xmlns:o="urn:schemas-microsoft-com:office:office" xmlns:r="http://schemas.openxmlformats.org/officeDocument/2006/relationships" xmlns:m="http://schemas.openxmlformats.org/officeDocument/2006/math" xmlns:v="urn:schemas-microsoft-com:vml" xmlns:wp14="http://schemas.microsoft.com/office/word/2010/wordprocessingDrawing" xmlns:wp="http://schemas.openxmlformats.org/drawingml/2006/wordprocessingDrawing" xmlns:w10="urn:schemas-microsoft-com:office:word" xmlns:w="http://schemas.openxmlformats.org/wordprocessingml/2006/main" xmlns:w14="http://schemas.microsoft.com/office/word/2010/wordml" xmlns:w15="http://schemas.microsoft.com/office/word/2012/wordml" xmlns:w16se="http://schemas.microsoft.com/office/word/2015/wordml/symex" xmlns:wpg="http://schemas.microsoft.com/office/word/2010/wordprocessingGroup" xmlns:wpi="http://schemas.microsoft.com/office/word/2010/wordprocessingInk" xmlns:wne="http://schemas.microsoft.com/office/word/2006/wordml" xmlns:wps="http://schemas.microsoft.com/office/word/2010/wordprocessingShape" mc:Ignorable="w14 w15 w16se wp14">
+<w:document xmlns:wpc="http://schemas.microsoft.com/office/word/2010/wordprocessingCanvas" xmlns:cx="http://schemas.microsoft.com/office/drawing/2014/chartex" xmlns:cx1="http://schemas.microsoft.com/office/drawing/2015/9/8/chartex" xmlns:cx2="http://schemas.microsoft.com/office/drawing/2015/10/21/chartex" xmlns:cx3="http://schemas.microsoft.com/office/drawing/2016/5/9/chartex" xmlns:cx4="http://schemas.microsoft.com/office/drawing/2016/5/10/chartex" xmlns:cx5="http://schemas.microsoft.com/office/drawing/2016/5/11/chartex" xmlns:cx6="http://schemas.microsoft.com/office/drawing/2016/5/12/chartex" xmlns:cx7="http://schemas.microsoft.com/office/drawing/2016/5/13/chartex" xmlns:cx8="http://schemas.microsoft.com/office/drawing/2016/5/14/chartex" xmlns:mc="http://schemas.openxmlformats.org/markup-compatibility/2006" xmlns:aink="http://schemas.microsoft.com/office/drawing/2016/ink" xmlns:am3d="http://schemas.microsoft.com/office/drawing/2017/model3d" xmlns:o="urn:schemas-microsoft-com:office:office" xmlns:r="http://schemas.openxmlformats.org/officeDocument/2006/relationships" xmlns:m="http://schemas.openxmlformats.org/officeDocument/2006/math" xmlns:v="urn:schemas-microsoft-com:vml" xmlns:wp14="http://schemas.microsoft.com/office/word/2010/wordprocessingDrawing" xmlns:wp="http://schemas.openxmlformats.org/drawingml/2006/wordprocessingDrawing" xmlns:w10="urn:schemas-microsoft-com:office:word" xmlns:w="http://schemas.openxmlformats.org/wordprocessingml/2006/main" xmlns:w14="http://schemas.microsoft.com/office/word/2010/wordml" xmlns:w15="http://schemas.microsoft.com/office/word/2012/wordml" xmlns:w16cex="http://schemas.microsoft.com/office/word/2018/wordml/cex" xmlns:w16cid="http://schemas.microsoft.com/office/word/2016/wordml/cid" xmlns:w16="http://schemas.microsoft.com/office/word/2018/wordml" xmlns:w16sdtdh="http://schemas.microsoft.com/office/word/2020/wordml/sdtdatahash" xmlns:w16se="http://schemas.microsoft.com/office/word/2015/wordml/symex" xmlns:wpg="http://schemas.microsoft.com/office/word/2010/wordprocessingGroup" xmlns:wpi="http://schemas.microsoft.com/office/word/2010/wordprocessingInk" xmlns:wne="http://schemas.microsoft.com/office/word/2006/wordml" xmlns:wps="http://schemas.microsoft.com/office/word/2010/wordprocessingShape" mc:Ignorable="w14 w15 w16se w16cid w16 w16cex w16sdtdh wp14">
   <w:body>
     <w:p>
       <w:pPr>
@@ -392,7 +392,6 @@
               </w:rPr>
               <w:t xml:space="preserve">Para sugerir este tipo de actividad tener presente equipo de Diseño Instruccional, que solo debe haber máximo doce opciones de pregunta y que cada campo tiene un límite de palabras permitidas para garantizar el </w:t>
             </w:r>
-            <w:proofErr w:type="spellStart"/>
             <w:r>
               <w:rPr>
                 <w:rFonts w:ascii="Calibri" w:eastAsia="Calibri" w:hAnsi="Calibri" w:cs="Calibri"/>
@@ -402,28 +401,16 @@
                 <w:sz w:val="20"/>
                 <w:szCs w:val="20"/>
               </w:rPr>
-              <w:t>responsive</w:t>
-            </w:r>
-            <w:proofErr w:type="spellEnd"/>
+              <w:t>responsive web</w:t>
+            </w:r>
             <w:r>
               <w:rPr>
                 <w:rFonts w:ascii="Calibri" w:eastAsia="Calibri" w:hAnsi="Calibri" w:cs="Calibri"/>
                 <w:b w:val="0"/>
-                <w:i/>
                 <w:color w:val="595959"/>
                 <w:sz w:val="20"/>
                 <w:szCs w:val="20"/>
               </w:rPr>
-              <w:t xml:space="preserve"> web</w:t>
-            </w:r>
-            <w:r>
-              <w:rPr>
-                <w:rFonts w:ascii="Calibri" w:eastAsia="Calibri" w:hAnsi="Calibri" w:cs="Calibri"/>
-                <w:b w:val="0"/>
-                <w:color w:val="595959"/>
-                <w:sz w:val="20"/>
-                <w:szCs w:val="20"/>
-              </w:rPr>
               <w:t>.</w:t>
             </w:r>
           </w:p>
@@ -726,7 +713,23 @@
                 <w:i/>
                 <w:color w:val="auto"/>
               </w:rPr>
-              <w:t>strategias logísticas: planeación y verificación</w:t>
+              <w:t xml:space="preserve">strategias logísticas: </w:t>
+            </w:r>
+            <w:r>
+              <w:rPr>
+                <w:rFonts w:ascii="Calibri" w:eastAsia="Calibri" w:hAnsi="Calibri" w:cs="Calibri"/>
+                <w:i/>
+                <w:color w:val="auto"/>
+              </w:rPr>
+              <w:t>formulación</w:t>
+            </w:r>
+            <w:r>
+              <w:rPr>
+                <w:rFonts w:ascii="Calibri" w:eastAsia="Calibri" w:hAnsi="Calibri" w:cs="Calibri"/>
+                <w:i/>
+                <w:color w:val="auto"/>
+              </w:rPr>
+              <w:t xml:space="preserve"> y verificación</w:t>
             </w:r>
             <w:r>
               <w:rPr>
@@ -7235,8 +7238,6 @@
               </w:rPr>
               <w:t>Los simulacros no son necesarios en los planes de contingencia una vez que el plan es aprobado por la gerencia.</w:t>
             </w:r>
-            <w:bookmarkStart w:id="0" w:name="_GoBack"/>
-            <w:bookmarkEnd w:id="0"/>
           </w:p>
         </w:tc>
       </w:tr>
@@ -8470,7 +8471,7 @@
 </file>
 
 <file path=word/endnotes.xml><?xml version="1.0" encoding="utf-8"?>
-<w:endnotes xmlns:wpc="http://schemas.microsoft.com/office/word/2010/wordprocessingCanvas" xmlns:cx="http://schemas.microsoft.com/office/drawing/2014/chartex" xmlns:cx1="http://schemas.microsoft.com/office/drawing/2015/9/8/chartex" xmlns:mc="http://schemas.openxmlformats.org/markup-compatibility/2006" xmlns:o="urn:schemas-microsoft-com:office:office" xmlns:r="http://schemas.openxmlformats.org/officeDocument/2006/relationships" xmlns:m="http://schemas.openxmlformats.org/officeDocument/2006/math" xmlns:v="urn:schemas-microsoft-com:vml" xmlns:wp14="http://schemas.microsoft.com/office/word/2010/wordprocessingDrawing" xmlns:wp="http://schemas.openxmlformats.org/drawingml/2006/wordprocessingDrawing" xmlns:w10="urn:schemas-microsoft-com:office:word" xmlns:w="http://schemas.openxmlformats.org/wordprocessingml/2006/main" xmlns:w14="http://schemas.microsoft.com/office/word/2010/wordml" xmlns:w15="http://schemas.microsoft.com/office/word/2012/wordml" xmlns:w16se="http://schemas.microsoft.com/office/word/2015/wordml/symex" xmlns:wpg="http://schemas.microsoft.com/office/word/2010/wordprocessingGroup" xmlns:wpi="http://schemas.microsoft.com/office/word/2010/wordprocessingInk" xmlns:wne="http://schemas.microsoft.com/office/word/2006/wordml" xmlns:wps="http://schemas.microsoft.com/office/word/2010/wordprocessingShape" mc:Ignorable="w14 w15 w16se wp14">
+<w:endnotes xmlns:wpc="http://schemas.microsoft.com/office/word/2010/wordprocessingCanvas" xmlns:cx="http://schemas.microsoft.com/office/drawing/2014/chartex" xmlns:cx1="http://schemas.microsoft.com/office/drawing/2015/9/8/chartex" xmlns:cx2="http://schemas.microsoft.com/office/drawing/2015/10/21/chartex" xmlns:cx3="http://schemas.microsoft.com/office/drawing/2016/5/9/chartex" xmlns:cx4="http://schemas.microsoft.com/office/drawing/2016/5/10/chartex" xmlns:cx5="http://schemas.microsoft.com/office/drawing/2016/5/11/chartex" xmlns:cx6="http://schemas.microsoft.com/office/drawing/2016/5/12/chartex" xmlns:cx7="http://schemas.microsoft.com/office/drawing/2016/5/13/chartex" xmlns:cx8="http://schemas.microsoft.com/office/drawing/2016/5/14/chartex" xmlns:mc="http://schemas.openxmlformats.org/markup-compatibility/2006" xmlns:aink="http://schemas.microsoft.com/office/drawing/2016/ink" xmlns:am3d="http://schemas.microsoft.com/office/drawing/2017/model3d" xmlns:o="urn:schemas-microsoft-com:office:office" xmlns:r="http://schemas.openxmlformats.org/officeDocument/2006/relationships" xmlns:m="http://schemas.openxmlformats.org/officeDocument/2006/math" xmlns:v="urn:schemas-microsoft-com:vml" xmlns:wp14="http://schemas.microsoft.com/office/word/2010/wordprocessingDrawing" xmlns:wp="http://schemas.openxmlformats.org/drawingml/2006/wordprocessingDrawing" xmlns:w10="urn:schemas-microsoft-com:office:word" xmlns:w="http://schemas.openxmlformats.org/wordprocessingml/2006/main" xmlns:w14="http://schemas.microsoft.com/office/word/2010/wordml" xmlns:w15="http://schemas.microsoft.com/office/word/2012/wordml" xmlns:w16cex="http://schemas.microsoft.com/office/word/2018/wordml/cex" xmlns:w16cid="http://schemas.microsoft.com/office/word/2016/wordml/cid" xmlns:w16="http://schemas.microsoft.com/office/word/2018/wordml" xmlns:w16sdtdh="http://schemas.microsoft.com/office/word/2020/wordml/sdtdatahash" xmlns:w16se="http://schemas.microsoft.com/office/word/2015/wordml/symex" xmlns:wpg="http://schemas.microsoft.com/office/word/2010/wordprocessingGroup" xmlns:wpi="http://schemas.microsoft.com/office/word/2010/wordprocessingInk" xmlns:wne="http://schemas.microsoft.com/office/word/2006/wordml" xmlns:wps="http://schemas.microsoft.com/office/word/2010/wordprocessingShape" mc:Ignorable="w14 w15 w16se w16cid w16 w16cex w16sdtdh wp14">
   <w:endnote w:type="separator" w:id="-1">
     <w:p>
       <w:pPr>
@@ -8495,7 +8496,7 @@
 </file>
 
 <file path=word/footnotes.xml><?xml version="1.0" encoding="utf-8"?>
-<w:footnotes xmlns:wpc="http://schemas.microsoft.com/office/word/2010/wordprocessingCanvas" xmlns:cx="http://schemas.microsoft.com/office/drawing/2014/chartex" xmlns:cx1="http://schemas.microsoft.com/office/drawing/2015/9/8/chartex" xmlns:mc="http://schemas.openxmlformats.org/markup-compatibility/2006" xmlns:o="urn:schemas-microsoft-com:office:office" xmlns:r="http://schemas.openxmlformats.org/officeDocument/2006/relationships" xmlns:m="http://schemas.openxmlformats.org/officeDocument/2006/math" xmlns:v="urn:schemas-microsoft-com:vml" xmlns:wp14="http://schemas.microsoft.com/office/word/2010/wordprocessingDrawing" xmlns:wp="http://schemas.openxmlformats.org/drawingml/2006/wordprocessingDrawing" xmlns:w10="urn:schemas-microsoft-com:office:word" xmlns:w="http://schemas.openxmlformats.org/wordprocessingml/2006/main" xmlns:w14="http://schemas.microsoft.com/office/word/2010/wordml" xmlns:w15="http://schemas.microsoft.com/office/word/2012/wordml" xmlns:w16se="http://schemas.microsoft.com/office/word/2015/wordml/symex" xmlns:wpg="http://schemas.microsoft.com/office/word/2010/wordprocessingGroup" xmlns:wpi="http://schemas.microsoft.com/office/word/2010/wordprocessingInk" xmlns:wne="http://schemas.microsoft.com/office/word/2006/wordml" xmlns:wps="http://schemas.microsoft.com/office/word/2010/wordprocessingShape" mc:Ignorable="w14 w15 w16se wp14">
+<w:footnotes xmlns:wpc="http://schemas.microsoft.com/office/word/2010/wordprocessingCanvas" xmlns:cx="http://schemas.microsoft.com/office/drawing/2014/chartex" xmlns:cx1="http://schemas.microsoft.com/office/drawing/2015/9/8/chartex" xmlns:cx2="http://schemas.microsoft.com/office/drawing/2015/10/21/chartex" xmlns:cx3="http://schemas.microsoft.com/office/drawing/2016/5/9/chartex" xmlns:cx4="http://schemas.microsoft.com/office/drawing/2016/5/10/chartex" xmlns:cx5="http://schemas.microsoft.com/office/drawing/2016/5/11/chartex" xmlns:cx6="http://schemas.microsoft.com/office/drawing/2016/5/12/chartex" xmlns:cx7="http://schemas.microsoft.com/office/drawing/2016/5/13/chartex" xmlns:cx8="http://schemas.microsoft.com/office/drawing/2016/5/14/chartex" xmlns:mc="http://schemas.openxmlformats.org/markup-compatibility/2006" xmlns:aink="http://schemas.microsoft.com/office/drawing/2016/ink" xmlns:am3d="http://schemas.microsoft.com/office/drawing/2017/model3d" xmlns:o="urn:schemas-microsoft-com:office:office" xmlns:r="http://schemas.openxmlformats.org/officeDocument/2006/relationships" xmlns:m="http://schemas.openxmlformats.org/officeDocument/2006/math" xmlns:v="urn:schemas-microsoft-com:vml" xmlns:wp14="http://schemas.microsoft.com/office/word/2010/wordprocessingDrawing" xmlns:wp="http://schemas.openxmlformats.org/drawingml/2006/wordprocessingDrawing" xmlns:w10="urn:schemas-microsoft-com:office:word" xmlns:w="http://schemas.openxmlformats.org/wordprocessingml/2006/main" xmlns:w14="http://schemas.microsoft.com/office/word/2010/wordml" xmlns:w15="http://schemas.microsoft.com/office/word/2012/wordml" xmlns:w16cex="http://schemas.microsoft.com/office/word/2018/wordml/cex" xmlns:w16cid="http://schemas.microsoft.com/office/word/2016/wordml/cid" xmlns:w16="http://schemas.microsoft.com/office/word/2018/wordml" xmlns:w16sdtdh="http://schemas.microsoft.com/office/word/2020/wordml/sdtdatahash" xmlns:w16se="http://schemas.microsoft.com/office/word/2015/wordml/symex" xmlns:wpg="http://schemas.microsoft.com/office/word/2010/wordprocessingGroup" xmlns:wpi="http://schemas.microsoft.com/office/word/2010/wordprocessingInk" xmlns:wne="http://schemas.microsoft.com/office/word/2006/wordml" xmlns:wps="http://schemas.microsoft.com/office/word/2010/wordprocessingShape" mc:Ignorable="w14 w15 w16se w16cid w16 w16cex w16sdtdh wp14">
   <w:footnote w:type="separator" w:id="-1">
     <w:p>
       <w:pPr>
@@ -8520,7 +8521,7 @@
 </file>
 
 <file path=word/header1.xml><?xml version="1.0" encoding="utf-8"?>
-<w:hdr xmlns:wpc="http://schemas.microsoft.com/office/word/2010/wordprocessingCanvas" xmlns:cx="http://schemas.microsoft.com/office/drawing/2014/chartex" xmlns:cx1="http://schemas.microsoft.com/office/drawing/2015/9/8/chartex" xmlns:mc="http://schemas.openxmlformats.org/markup-compatibility/2006" xmlns:o="urn:schemas-microsoft-com:office:office" xmlns:r="http://schemas.openxmlformats.org/officeDocument/2006/relationships" xmlns:m="http://schemas.openxmlformats.org/officeDocument/2006/math" xmlns:v="urn:schemas-microsoft-com:vml" xmlns:wp14="http://schemas.microsoft.com/office/word/2010/wordprocessingDrawing" xmlns:wp="http://schemas.openxmlformats.org/drawingml/2006/wordprocessingDrawing" xmlns:w10="urn:schemas-microsoft-com:office:word" xmlns:w="http://schemas.openxmlformats.org/wordprocessingml/2006/main" xmlns:w14="http://schemas.microsoft.com/office/word/2010/wordml" xmlns:w15="http://schemas.microsoft.com/office/word/2012/wordml" xmlns:w16se="http://schemas.microsoft.com/office/word/2015/wordml/symex" xmlns:wpg="http://schemas.microsoft.com/office/word/2010/wordprocessingGroup" xmlns:wpi="http://schemas.microsoft.com/office/word/2010/wordprocessingInk" xmlns:wne="http://schemas.microsoft.com/office/word/2006/wordml" xmlns:wps="http://schemas.microsoft.com/office/word/2010/wordprocessingShape" mc:Ignorable="w14 w15 w16se wp14">
+<w:hdr xmlns:wpc="http://schemas.microsoft.com/office/word/2010/wordprocessingCanvas" xmlns:cx="http://schemas.microsoft.com/office/drawing/2014/chartex" xmlns:cx1="http://schemas.microsoft.com/office/drawing/2015/9/8/chartex" xmlns:cx2="http://schemas.microsoft.com/office/drawing/2015/10/21/chartex" xmlns:cx3="http://schemas.microsoft.com/office/drawing/2016/5/9/chartex" xmlns:cx4="http://schemas.microsoft.com/office/drawing/2016/5/10/chartex" xmlns:cx5="http://schemas.microsoft.com/office/drawing/2016/5/11/chartex" xmlns:cx6="http://schemas.microsoft.com/office/drawing/2016/5/12/chartex" xmlns:cx7="http://schemas.microsoft.com/office/drawing/2016/5/13/chartex" xmlns:cx8="http://schemas.microsoft.com/office/drawing/2016/5/14/chartex" xmlns:mc="http://schemas.openxmlformats.org/markup-compatibility/2006" xmlns:aink="http://schemas.microsoft.com/office/drawing/2016/ink" xmlns:am3d="http://schemas.microsoft.com/office/drawing/2017/model3d" xmlns:o="urn:schemas-microsoft-com:office:office" xmlns:r="http://schemas.openxmlformats.org/officeDocument/2006/relationships" xmlns:m="http://schemas.openxmlformats.org/officeDocument/2006/math" xmlns:v="urn:schemas-microsoft-com:vml" xmlns:wp14="http://schemas.microsoft.com/office/word/2010/wordprocessingDrawing" xmlns:wp="http://schemas.openxmlformats.org/drawingml/2006/wordprocessingDrawing" xmlns:w10="urn:schemas-microsoft-com:office:word" xmlns:w="http://schemas.openxmlformats.org/wordprocessingml/2006/main" xmlns:w14="http://schemas.microsoft.com/office/word/2010/wordml" xmlns:w15="http://schemas.microsoft.com/office/word/2012/wordml" xmlns:w16cex="http://schemas.microsoft.com/office/word/2018/wordml/cex" xmlns:w16cid="http://schemas.microsoft.com/office/word/2016/wordml/cid" xmlns:w16="http://schemas.microsoft.com/office/word/2018/wordml" xmlns:w16sdtdh="http://schemas.microsoft.com/office/word/2020/wordml/sdtdatahash" xmlns:w16se="http://schemas.microsoft.com/office/word/2015/wordml/symex" xmlns:wpg="http://schemas.microsoft.com/office/word/2010/wordprocessingGroup" xmlns:wpi="http://schemas.microsoft.com/office/word/2010/wordprocessingInk" xmlns:wne="http://schemas.microsoft.com/office/word/2006/wordml" xmlns:wps="http://schemas.microsoft.com/office/word/2010/wordprocessingShape" mc:Ignorable="w14 w15 w16se w16cid w16 w16cex w16sdtdh wp14">
   <w:p>
     <w:pPr>
       <w:pBdr>
@@ -8721,7 +8722,7 @@
 </file>
 
 <file path=word/numbering.xml><?xml version="1.0" encoding="utf-8"?>
-<w:numbering xmlns:wpc="http://schemas.microsoft.com/office/word/2010/wordprocessingCanvas" xmlns:cx="http://schemas.microsoft.com/office/drawing/2014/chartex" xmlns:cx1="http://schemas.microsoft.com/office/drawing/2015/9/8/chartex" xmlns:mc="http://schemas.openxmlformats.org/markup-compatibility/2006" xmlns:o="urn:schemas-microsoft-com:office:office" xmlns:r="http://schemas.openxmlformats.org/officeDocument/2006/relationships" xmlns:m="http://schemas.openxmlformats.org/officeDocument/2006/math" xmlns:v="urn:schemas-microsoft-com:vml" xmlns:wp14="http://schemas.microsoft.com/office/word/2010/wordprocessingDrawing" xmlns:wp="http://schemas.openxmlformats.org/drawingml/2006/wordprocessingDrawing" xmlns:w10="urn:schemas-microsoft-com:office:word" xmlns:w="http://schemas.openxmlformats.org/wordprocessingml/2006/main" xmlns:w14="http://schemas.microsoft.com/office/word/2010/wordml" xmlns:w15="http://schemas.microsoft.com/office/word/2012/wordml" xmlns:w16se="http://schemas.microsoft.com/office/word/2015/wordml/symex" xmlns:wpg="http://schemas.microsoft.com/office/word/2010/wordprocessingGroup" xmlns:wpi="http://schemas.microsoft.com/office/word/2010/wordprocessingInk" xmlns:wne="http://schemas.microsoft.com/office/word/2006/wordml" xmlns:wps="http://schemas.microsoft.com/office/word/2010/wordprocessingShape" mc:Ignorable="w14 w15 w16se wp14">
+<w:numbering xmlns:wpc="http://schemas.microsoft.com/office/word/2010/wordprocessingCanvas" xmlns:cx="http://schemas.microsoft.com/office/drawing/2014/chartex" xmlns:cx1="http://schemas.microsoft.com/office/drawing/2015/9/8/chartex" xmlns:cx2="http://schemas.microsoft.com/office/drawing/2015/10/21/chartex" xmlns:cx3="http://schemas.microsoft.com/office/drawing/2016/5/9/chartex" xmlns:cx4="http://schemas.microsoft.com/office/drawing/2016/5/10/chartex" xmlns:cx5="http://schemas.microsoft.com/office/drawing/2016/5/11/chartex" xmlns:cx6="http://schemas.microsoft.com/office/drawing/2016/5/12/chartex" xmlns:cx7="http://schemas.microsoft.com/office/drawing/2016/5/13/chartex" xmlns:cx8="http://schemas.microsoft.com/office/drawing/2016/5/14/chartex" xmlns:mc="http://schemas.openxmlformats.org/markup-compatibility/2006" xmlns:aink="http://schemas.microsoft.com/office/drawing/2016/ink" xmlns:am3d="http://schemas.microsoft.com/office/drawing/2017/model3d" xmlns:o="urn:schemas-microsoft-com:office:office" xmlns:r="http://schemas.openxmlformats.org/officeDocument/2006/relationships" xmlns:m="http://schemas.openxmlformats.org/officeDocument/2006/math" xmlns:v="urn:schemas-microsoft-com:vml" xmlns:wp14="http://schemas.microsoft.com/office/word/2010/wordprocessingDrawing" xmlns:wp="http://schemas.openxmlformats.org/drawingml/2006/wordprocessingDrawing" xmlns:w10="urn:schemas-microsoft-com:office:word" xmlns:w="http://schemas.openxmlformats.org/wordprocessingml/2006/main" xmlns:w14="http://schemas.microsoft.com/office/word/2010/wordml" xmlns:w15="http://schemas.microsoft.com/office/word/2012/wordml" xmlns:w16cex="http://schemas.microsoft.com/office/word/2018/wordml/cex" xmlns:w16cid="http://schemas.microsoft.com/office/word/2016/wordml/cid" xmlns:w16="http://schemas.microsoft.com/office/word/2018/wordml" xmlns:w16sdtdh="http://schemas.microsoft.com/office/word/2020/wordml/sdtdatahash" xmlns:w16se="http://schemas.microsoft.com/office/word/2015/wordml/symex" xmlns:wpg="http://schemas.microsoft.com/office/word/2010/wordprocessingGroup" xmlns:wpi="http://schemas.microsoft.com/office/word/2010/wordprocessingInk" xmlns:wne="http://schemas.microsoft.com/office/word/2006/wordml" xmlns:wps="http://schemas.microsoft.com/office/word/2010/wordprocessingShape" mc:Ignorable="w14 w15 w16se w16cid w16 w16cex w16sdtdh wp14">
   <w:abstractNum w:abstractNumId="0" w15:restartNumberingAfterBreak="0">
     <w:nsid w:val="2A4E3351"/>
     <w:multiLevelType w:val="hybridMultilevel"/>
@@ -8958,7 +8959,7 @@
 </file>
 
 <file path=word/styles.xml><?xml version="1.0" encoding="utf-8"?>
-<w:styles xmlns:mc="http://schemas.openxmlformats.org/markup-compatibility/2006" xmlns:r="http://schemas.openxmlformats.org/officeDocument/2006/relationships" xmlns:w="http://schemas.openxmlformats.org/wordprocessingml/2006/main" xmlns:w14="http://schemas.microsoft.com/office/word/2010/wordml" xmlns:w15="http://schemas.microsoft.com/office/word/2012/wordml" xmlns:w16se="http://schemas.microsoft.com/office/word/2015/wordml/symex" mc:Ignorable="w14 w15 w16se">
+<w:styles xmlns:mc="http://schemas.openxmlformats.org/markup-compatibility/2006" xmlns:r="http://schemas.openxmlformats.org/officeDocument/2006/relationships" xmlns:w="http://schemas.openxmlformats.org/wordprocessingml/2006/main" xmlns:w14="http://schemas.microsoft.com/office/word/2010/wordml" xmlns:w15="http://schemas.microsoft.com/office/word/2012/wordml" xmlns:w16cex="http://schemas.microsoft.com/office/word/2018/wordml/cex" xmlns:w16cid="http://schemas.microsoft.com/office/word/2016/wordml/cid" xmlns:w16="http://schemas.microsoft.com/office/word/2018/wordml" xmlns:w16sdtdh="http://schemas.microsoft.com/office/word/2020/wordml/sdtdatahash" xmlns:w16se="http://schemas.microsoft.com/office/word/2015/wordml/symex" mc:Ignorable="w14 w15 w16se w16cid w16 w16cex w16sdtdh">
   <w:docDefaults>
     <w:rPrDefault>
       <w:rPr>
@@ -8974,7 +8975,7 @@
       </w:pPr>
     </w:pPrDefault>
   </w:docDefaults>
-  <w:latentStyles w:defLockedState="0" w:defUIPriority="99" w:defSemiHidden="0" w:defUnhideWhenUsed="0" w:defQFormat="0" w:count="371">
+  <w:latentStyles w:defLockedState="0" w:defUIPriority="99" w:defSemiHidden="0" w:defUnhideWhenUsed="0" w:defQFormat="0" w:count="376">
     <w:lsdException w:name="Normal" w:uiPriority="0" w:qFormat="1"/>
     <w:lsdException w:name="heading 1" w:uiPriority="9" w:qFormat="1"/>
     <w:lsdException w:name="heading 2" w:semiHidden="1" w:uiPriority="9" w:unhideWhenUsed="1" w:qFormat="1"/>
@@ -9080,7 +9081,6 @@
     <w:lsdException w:name="HTML Sample" w:semiHidden="1" w:unhideWhenUsed="1"/>
     <w:lsdException w:name="HTML Typewriter" w:semiHidden="1" w:unhideWhenUsed="1"/>
     <w:lsdException w:name="HTML Variable" w:semiHidden="1" w:unhideWhenUsed="1"/>
-    <w:lsdException w:name="Normal Table" w:semiHidden="1" w:unhideWhenUsed="1"/>
     <w:lsdException w:name="annotation subject" w:semiHidden="1" w:unhideWhenUsed="1"/>
     <w:lsdException w:name="No List" w:semiHidden="1" w:unhideWhenUsed="1"/>
     <w:lsdException w:name="Outline List 1" w:semiHidden="1" w:unhideWhenUsed="1"/>
@@ -9123,11 +9123,8 @@
     <w:lsdException w:name="Table Contemporary" w:semiHidden="1" w:unhideWhenUsed="1"/>
     <w:lsdException w:name="Table Elegant" w:semiHidden="1" w:unhideWhenUsed="1"/>
     <w:lsdException w:name="Table Professional" w:semiHidden="1" w:unhideWhenUsed="1"/>
-    <w:lsdException w:name="Table Subtle 1" w:semiHidden="1" w:unhideWhenUsed="1"/>
     <w:lsdException w:name="Table Subtle 2" w:semiHidden="1" w:unhideWhenUsed="1"/>
     <w:lsdException w:name="Table Web 1" w:semiHidden="1" w:unhideWhenUsed="1"/>
-    <w:lsdException w:name="Table Web 2" w:semiHidden="1" w:unhideWhenUsed="1"/>
-    <w:lsdException w:name="Table Web 3" w:semiHidden="1" w:unhideWhenUsed="1"/>
     <w:lsdException w:name="Balloon Text" w:semiHidden="1" w:unhideWhenUsed="1"/>
     <w:lsdException w:name="Table Grid" w:uiPriority="39"/>
     <w:lsdException w:name="Table Theme" w:semiHidden="1" w:unhideWhenUsed="1"/>
@@ -9346,6 +9343,11 @@
     <w:lsdException w:name="List Table 5 Dark Accent 6" w:uiPriority="50"/>
     <w:lsdException w:name="List Table 6 Colorful Accent 6" w:uiPriority="51"/>
     <w:lsdException w:name="List Table 7 Colorful Accent 6" w:uiPriority="52"/>
+    <w:lsdException w:name="Mention" w:semiHidden="1" w:unhideWhenUsed="1"/>
+    <w:lsdException w:name="Smart Hyperlink" w:semiHidden="1" w:unhideWhenUsed="1"/>
+    <w:lsdException w:name="Hashtag" w:semiHidden="1" w:unhideWhenUsed="1"/>
+    <w:lsdException w:name="Unresolved Mention" w:semiHidden="1" w:unhideWhenUsed="1"/>
+    <w:lsdException w:name="Smart Link" w:semiHidden="1" w:unhideWhenUsed="1"/>
   </w:latentStyles>
   <w:style w:type="paragraph" w:default="1" w:styleId="Normal">
     <w:name w:val="Normal"/>
@@ -10055,26 +10057,6 @@
 </file>
 
 <file path=customXml/item1.xml><?xml version="1.0" encoding="utf-8"?>
-<p:properties xmlns:p="http://schemas.microsoft.com/office/2006/metadata/properties" xmlns:xsi="http://www.w3.org/2001/XMLSchema-instance" xmlns:pc="http://schemas.microsoft.com/office/infopath/2007/PartnerControls">
-  <documentManagement>
-    <TaxCatchAll xmlns="67a0edcd-0de5-43ed-8c27-e32f38a00c91" xsi:nil="true"/>
-    <lcf76f155ced4ddcb4097134ff3c332f xmlns="42760c81-fd8e-4d59-8953-7cdb9f38b14f">
-      <Terms xmlns="http://schemas.microsoft.com/office/infopath/2007/PartnerControls"/>
-    </lcf76f155ced4ddcb4097134ff3c332f>
-  </documentManagement>
-</p:properties>
-</file>
-
-<file path=customXml/item2.xml><?xml version="1.0" encoding="utf-8"?>
-<?mso-contentType ?>
-<FormTemplates xmlns="http://schemas.microsoft.com/sharepoint/v3/contenttype/forms">
-  <Display>DocumentLibraryForm</Display>
-  <Edit>DocumentLibraryForm</Edit>
-  <New>DocumentLibraryForm</New>
-</FormTemplates>
-</file>
-
-<file path=customXml/item3.xml><?xml version="1.0" encoding="utf-8"?>
 <ct:contentTypeSchema xmlns:ct="http://schemas.microsoft.com/office/2006/metadata/contentType" xmlns:ma="http://schemas.microsoft.com/office/2006/metadata/properties/metaAttributes" ct:_="" ma:_="" ma:contentTypeName="Documento" ma:contentTypeID="0x01010005252A1EF3BD024F856B47B579AB5244" ma:contentTypeVersion="11" ma:contentTypeDescription="Crear nuevo documento." ma:contentTypeScope="" ma:versionID="92b81066167b779aaeee7a3d91bad2fd">
   <xsd:schema xmlns:xsd="http://www.w3.org/2001/XMLSchema" xmlns:xs="http://www.w3.org/2001/XMLSchema" xmlns:p="http://schemas.microsoft.com/office/2006/metadata/properties" xmlns:ns2="42760c81-fd8e-4d59-8953-7cdb9f38b14f" xmlns:ns3="67a0edcd-0de5-43ed-8c27-e32f38a00c91" targetNamespace="http://schemas.microsoft.com/office/2006/metadata/properties" ma:root="true" ma:fieldsID="83cd6766d967e870b9368cac1ade74e6" ns2:_="" ns3:_="">
     <xsd:import namespace="42760c81-fd8e-4d59-8953-7cdb9f38b14f"/>
@@ -10269,13 +10251,41 @@
 </ct:contentTypeSchema>
 </file>
 
+<file path=customXml/item2.xml><?xml version="1.0" encoding="utf-8"?>
+<?mso-contentType ?>
+<FormTemplates xmlns="http://schemas.microsoft.com/sharepoint/v3/contenttype/forms">
+  <Display>DocumentLibraryForm</Display>
+  <Edit>DocumentLibraryForm</Edit>
+  <New>DocumentLibraryForm</New>
+</FormTemplates>
+</file>
+
+<file path=customXml/item3.xml><?xml version="1.0" encoding="utf-8"?>
+<p:properties xmlns:p="http://schemas.microsoft.com/office/2006/metadata/properties" xmlns:xsi="http://www.w3.org/2001/XMLSchema-instance" xmlns:pc="http://schemas.microsoft.com/office/infopath/2007/PartnerControls">
+  <documentManagement>
+    <TaxCatchAll xmlns="67a0edcd-0de5-43ed-8c27-e32f38a00c91" xsi:nil="true"/>
+    <lcf76f155ced4ddcb4097134ff3c332f xmlns="42760c81-fd8e-4d59-8953-7cdb9f38b14f">
+      <Terms xmlns="http://schemas.microsoft.com/office/infopath/2007/PartnerControls"/>
+    </lcf76f155ced4ddcb4097134ff3c332f>
+  </documentManagement>
+</p:properties>
+</file>
+
 <file path=customXml/itemProps1.xml><?xml version="1.0" encoding="utf-8"?>
-<ds:datastoreItem xmlns:ds="http://schemas.openxmlformats.org/officeDocument/2006/customXml" ds:itemID="{29AB67F1-8FF3-4B7A-94A8-FAC388E5205B}">
+<ds:datastoreItem xmlns:ds="http://schemas.openxmlformats.org/officeDocument/2006/customXml" ds:itemID="{BD369194-000C-428A-BCEB-11C8BED37191}">
   <ds:schemaRefs>
+    <ds:schemaRef ds:uri="http://schemas.microsoft.com/office/2006/metadata/contentType"/>
+    <ds:schemaRef ds:uri="http://schemas.microsoft.com/office/2006/metadata/properties/metaAttributes"/>
+    <ds:schemaRef ds:uri="http://www.w3.org/2001/XMLSchema"/>
     <ds:schemaRef ds:uri="http://schemas.microsoft.com/office/2006/metadata/properties"/>
+    <ds:schemaRef ds:uri="42760c81-fd8e-4d59-8953-7cdb9f38b14f"/>
+    <ds:schemaRef ds:uri="67a0edcd-0de5-43ed-8c27-e32f38a00c91"/>
+    <ds:schemaRef ds:uri="http://schemas.microsoft.com/office/2006/documentManagement/types"/>
     <ds:schemaRef ds:uri="http://schemas.microsoft.com/office/infopath/2007/PartnerControls"/>
-    <ds:schemaRef ds:uri="cb45339b-ced9-4d0d-8f64-77573914d53b"/>
-    <ds:schemaRef ds:uri="43a3ca16-9c26-4813-b83f-4aec9927b43f"/>
+    <ds:schemaRef ds:uri="http://schemas.openxmlformats.org/package/2006/metadata/core-properties"/>
+    <ds:schemaRef ds:uri="http://purl.org/dc/elements/1.1/"/>
+    <ds:schemaRef ds:uri="http://purl.org/dc/terms/"/>
+    <ds:schemaRef ds:uri="http://schemas.microsoft.com/internal/obd"/>
   </ds:schemaRefs>
 </ds:datastoreItem>
 </file>
@@ -10289,5 +10299,12 @@
 </file>
 
 <file path=customXml/itemProps3.xml><?xml version="1.0" encoding="utf-8"?>
-<ds:datastoreItem xmlns:ds="http://schemas.openxmlformats.org/officeDocument/2006/customXml" ds:itemID="{BD369194-000C-428A-BCEB-11C8BED37191}"/>
+<ds:datastoreItem xmlns:ds="http://schemas.openxmlformats.org/officeDocument/2006/customXml" ds:itemID="{29AB67F1-8FF3-4B7A-94A8-FAC388E5205B}">
+  <ds:schemaRefs>
+    <ds:schemaRef ds:uri="http://schemas.microsoft.com/office/2006/metadata/properties"/>
+    <ds:schemaRef ds:uri="http://schemas.microsoft.com/office/infopath/2007/PartnerControls"/>
+    <ds:schemaRef ds:uri="67a0edcd-0de5-43ed-8c27-e32f38a00c91"/>
+    <ds:schemaRef ds:uri="42760c81-fd8e-4d59-8953-7cdb9f38b14f"/>
+  </ds:schemaRefs>
+</ds:datastoreItem>
 </file>